--- a/public/docs/saas-buildout/collective/legal/MUTUAL_NDA_v0.1.docx
+++ b/public/docs/saas-buildout/collective/legal/MUTUAL_NDA_v0.1.docx
@@ -70,7 +70,7 @@
         <w:t xml:space="preserve"> </w:t>
       </w:r>
       <w:r>
-        <w:t xml:space="preserve">the Collective Partner Agreement + IP Licence Deed in the partner journey.</w:t>
+        <w:t xml:space="preserve">the Collective Partner Agreement + Partner IP Sublicence Deed in the partner journey.</w:t>
       </w:r>
     </w:p>
     <w:p>
@@ -754,7 +754,7 @@
         <w:t xml:space="preserve"> </w:t>
       </w:r>
       <w:r>
-        <w:t xml:space="preserve">This agreement is the entire agreement between the Parties on its subject matter and supersedes all prior understandings on that subject matter. If the Parties later sign a Collective Partner Agreement and IP Licence Deed, the confidentiality provisions of those documents govern information disclosed under them.</w:t>
+        <w:t xml:space="preserve">This agreement is the entire agreement between the Parties on its subject matter and supersedes all prior understandings on that subject matter. If the Parties later sign a Collective Partner Agreement and Partner IP Sublicence Deed, the confidentiality provisions of those documents govern information disclosed under them.</w:t>
       </w:r>
     </w:p>
     <w:p>
